--- a/New HSSE Management System 2026/Checklists/01-DAN-CKL-HSE-000004__Jun_2026_REV01_Communication_Brief_Attendance_Sheet.docx
+++ b/New HSSE Management System 2026/Checklists/01-DAN-CKL-HSE-000004__Jun_2026_REV01_Communication_Brief_Attendance_Sheet.docx
@@ -33,7 +33,7 @@
             <w:pPr>
               <w:pStyle w:val="NoSpacing"/>
               <w:rPr>
-                <w:rFonts w:ascii="Cairo" w:hAnsi="Cairo" w:cs="Cairo"/>
+                <w:rFonts w:ascii="Tahoma" w:hAnsi="Tahoma" w:cs="Tahoma"/>
                 <w:b/>
                 <w:bCs/>
                 <w:color w:val="FFFFFF" w:themeColor="background1"/>
@@ -41,196 +41,196 @@
             </w:pPr>
             <w:r>
               <w:rPr>
-                <w:rFonts w:ascii="Cairo" w:hAnsi="Cairo" w:cs="Cairo"/>
+                <w:rFonts w:ascii="Tahoma" w:hAnsi="Tahoma" w:cs="Tahoma"/>
                 <w:b/>
                 <w:bCs/>
                 <w:noProof/>
                 <w:color w:val="FFFFFF" w:themeColor="background1"/>
                 <w:sz w:val="20"/>
                 <w:szCs w:val="20"/>
-                <w:lang w:val="en-AU" w:eastAsia="en-AU"/>
+                <w:lang w:val="en-AU" w:eastAsia="Tahoma"/>
               </w:rPr>
               <w:t xml:space="preserve">I the below have been briefed on the </w:t>
             </w:r>
             <w:r>
               <w:rPr>
-                <w:rFonts w:ascii="Cairo" w:hAnsi="Cairo" w:cs="Cairo"/>
+                <w:rFonts w:ascii="Tahoma" w:hAnsi="Tahoma" w:cs="Tahoma"/>
                 <w:b/>
                 <w:bCs/>
                 <w:noProof/>
                 <w:color w:val="FFFFFF" w:themeColor="background1"/>
                 <w:sz w:val="20"/>
                 <w:szCs w:val="20"/>
-                <w:lang w:val="en-AU" w:eastAsia="en-AU"/>
+                <w:lang w:val="en-AU" w:eastAsia="Tahoma"/>
               </w:rPr>
               <w:t>below-mentioned</w:t>
             </w:r>
             <w:r>
               <w:rPr>
-                <w:rFonts w:ascii="Cairo" w:hAnsi="Cairo" w:cs="Cairo"/>
+                <w:rFonts w:ascii="Tahoma" w:hAnsi="Tahoma" w:cs="Tahoma"/>
                 <w:b/>
                 <w:bCs/>
                 <w:noProof/>
                 <w:color w:val="FFFFFF" w:themeColor="background1"/>
                 <w:sz w:val="20"/>
                 <w:szCs w:val="20"/>
-                <w:lang w:val="en-AU" w:eastAsia="en-AU"/>
+                <w:lang w:val="en-AU" w:eastAsia="Tahoma"/>
               </w:rPr>
               <w:t xml:space="preserve"> health</w:t>
             </w:r>
             <w:r>
               <w:rPr>
-                <w:rFonts w:ascii="Cairo" w:hAnsi="Cairo" w:cs="Cairo"/>
+                <w:rFonts w:ascii="Tahoma" w:hAnsi="Tahoma" w:cs="Tahoma"/>
                 <w:b/>
                 <w:bCs/>
                 <w:noProof/>
                 <w:color w:val="FFFFFF" w:themeColor="background1"/>
                 <w:sz w:val="20"/>
                 <w:szCs w:val="20"/>
-                <w:lang w:val="en-AU" w:eastAsia="en-AU"/>
+                <w:lang w:val="en-AU" w:eastAsia="Tahoma"/>
               </w:rPr>
               <w:t xml:space="preserve">, </w:t>
             </w:r>
             <w:r>
               <w:rPr>
-                <w:rFonts w:ascii="Cairo" w:hAnsi="Cairo" w:cs="Cairo"/>
+                <w:rFonts w:ascii="Tahoma" w:hAnsi="Tahoma" w:cs="Tahoma"/>
                 <w:b/>
                 <w:bCs/>
                 <w:noProof/>
                 <w:color w:val="FFFFFF" w:themeColor="background1"/>
                 <w:sz w:val="20"/>
                 <w:szCs w:val="20"/>
-                <w:lang w:val="en-AU" w:eastAsia="en-AU"/>
+                <w:lang w:val="en-AU" w:eastAsia="Tahoma"/>
               </w:rPr>
               <w:t>safety</w:t>
             </w:r>
             <w:r>
               <w:rPr>
-                <w:rFonts w:ascii="Cairo" w:hAnsi="Cairo" w:cs="Cairo"/>
+                <w:rFonts w:ascii="Tahoma" w:hAnsi="Tahoma" w:cs="Tahoma"/>
                 <w:b/>
                 <w:bCs/>
                 <w:noProof/>
                 <w:color w:val="FFFFFF" w:themeColor="background1"/>
                 <w:sz w:val="20"/>
                 <w:szCs w:val="20"/>
-                <w:lang w:val="en-AU" w:eastAsia="en-AU"/>
+                <w:lang w:val="en-AU" w:eastAsia="Tahoma"/>
               </w:rPr>
               <w:t xml:space="preserve"> and security</w:t>
             </w:r>
             <w:r>
               <w:rPr>
-                <w:rFonts w:ascii="Cairo" w:hAnsi="Cairo" w:cs="Cairo"/>
+                <w:rFonts w:ascii="Tahoma" w:hAnsi="Tahoma" w:cs="Tahoma"/>
                 <w:b/>
                 <w:bCs/>
                 <w:noProof/>
                 <w:color w:val="FFFFFF" w:themeColor="background1"/>
                 <w:sz w:val="20"/>
                 <w:szCs w:val="20"/>
-                <w:lang w:val="en-AU" w:eastAsia="en-AU"/>
+                <w:lang w:val="en-AU" w:eastAsia="Tahoma"/>
               </w:rPr>
               <w:t xml:space="preserve"> document. Therefore, I fully </w:t>
             </w:r>
             <w:r>
               <w:rPr>
-                <w:rFonts w:ascii="Cairo" w:hAnsi="Cairo" w:cs="Cairo"/>
+                <w:rFonts w:ascii="Tahoma" w:hAnsi="Tahoma" w:cs="Tahoma"/>
                 <w:b/>
                 <w:bCs/>
                 <w:noProof/>
                 <w:color w:val="FFFFFF" w:themeColor="background1"/>
                 <w:sz w:val="20"/>
                 <w:szCs w:val="20"/>
-                <w:lang w:val="en-AU" w:eastAsia="en-AU"/>
+                <w:lang w:val="en-AU" w:eastAsia="Tahoma"/>
               </w:rPr>
               <w:t>understand</w:t>
             </w:r>
             <w:r>
               <w:rPr>
-                <w:rFonts w:ascii="Cairo" w:hAnsi="Cairo" w:cs="Cairo"/>
+                <w:rFonts w:ascii="Tahoma" w:hAnsi="Tahoma" w:cs="Tahoma"/>
                 <w:b/>
                 <w:bCs/>
                 <w:noProof/>
                 <w:color w:val="FFFFFF" w:themeColor="background1"/>
                 <w:sz w:val="20"/>
                 <w:szCs w:val="20"/>
-                <w:lang w:val="en-AU" w:eastAsia="en-AU"/>
+                <w:lang w:val="en-AU" w:eastAsia="Tahoma"/>
               </w:rPr>
               <w:t xml:space="preserve"> the document, my duties</w:t>
             </w:r>
             <w:r>
               <w:rPr>
-                <w:rFonts w:ascii="Cairo" w:hAnsi="Cairo" w:cs="Cairo"/>
+                <w:rFonts w:ascii="Tahoma" w:hAnsi="Tahoma" w:cs="Tahoma"/>
                 <w:b/>
                 <w:bCs/>
                 <w:noProof/>
                 <w:color w:val="FFFFFF" w:themeColor="background1"/>
                 <w:sz w:val="20"/>
                 <w:szCs w:val="20"/>
-                <w:lang w:val="en-AU" w:eastAsia="en-AU"/>
+                <w:lang w:val="en-AU" w:eastAsia="Tahoma"/>
               </w:rPr>
               <w:t>,</w:t>
             </w:r>
             <w:r>
               <w:rPr>
-                <w:rFonts w:ascii="Cairo" w:hAnsi="Cairo" w:cs="Cairo"/>
+                <w:rFonts w:ascii="Tahoma" w:hAnsi="Tahoma" w:cs="Tahoma"/>
                 <w:b/>
                 <w:bCs/>
                 <w:noProof/>
                 <w:color w:val="FFFFFF" w:themeColor="background1"/>
                 <w:sz w:val="20"/>
                 <w:szCs w:val="20"/>
-                <w:lang w:val="en-AU" w:eastAsia="en-AU"/>
+                <w:lang w:val="en-AU" w:eastAsia="Tahoma"/>
               </w:rPr>
               <w:t xml:space="preserve"> and responsibilities, and will do my best to implement the </w:t>
             </w:r>
             <w:r>
               <w:rPr>
-                <w:rFonts w:ascii="Cairo" w:hAnsi="Cairo" w:cs="Cairo"/>
+                <w:rFonts w:ascii="Tahoma" w:hAnsi="Tahoma" w:cs="Tahoma"/>
                 <w:b/>
                 <w:bCs/>
                 <w:noProof/>
                 <w:color w:val="FFFFFF" w:themeColor="background1"/>
                 <w:sz w:val="20"/>
                 <w:szCs w:val="20"/>
-                <w:lang w:val="en-AU" w:eastAsia="en-AU"/>
+                <w:lang w:val="en-AU" w:eastAsia="Tahoma"/>
               </w:rPr>
               <w:t>requirements</w:t>
             </w:r>
             <w:r>
               <w:rPr>
-                <w:rFonts w:ascii="Cairo" w:hAnsi="Cairo" w:cs="Cairo"/>
+                <w:rFonts w:ascii="Tahoma" w:hAnsi="Tahoma" w:cs="Tahoma"/>
                 <w:b/>
                 <w:bCs/>
                 <w:noProof/>
                 <w:color w:val="FFFFFF" w:themeColor="background1"/>
                 <w:sz w:val="20"/>
                 <w:szCs w:val="20"/>
-                <w:lang w:val="en-AU" w:eastAsia="en-AU"/>
+                <w:lang w:val="en-AU" w:eastAsia="Tahoma"/>
               </w:rPr>
               <w:t xml:space="preserve"> while executing the job on the </w:t>
             </w:r>
             <w:r>
               <w:rPr>
-                <w:rFonts w:ascii="Cairo" w:hAnsi="Cairo" w:cs="Cairo"/>
+                <w:rFonts w:ascii="Tahoma" w:hAnsi="Tahoma" w:cs="Tahoma"/>
                 <w:b/>
                 <w:bCs/>
                 <w:noProof/>
                 <w:color w:val="FFFFFF" w:themeColor="background1"/>
                 <w:sz w:val="20"/>
                 <w:szCs w:val="20"/>
-                <w:lang w:val="en-AU" w:eastAsia="en-AU"/>
+                <w:lang w:val="en-AU" w:eastAsia="Tahoma"/>
               </w:rPr>
               <w:t>DAN</w:t>
             </w:r>
             <w:r>
               <w:rPr>
-                <w:rFonts w:ascii="Cairo" w:hAnsi="Cairo" w:cs="Cairo"/>
+                <w:rFonts w:ascii="Tahoma" w:hAnsi="Tahoma" w:cs="Tahoma"/>
                 <w:b/>
                 <w:bCs/>
                 <w:noProof/>
                 <w:color w:val="FFFFFF" w:themeColor="background1"/>
                 <w:sz w:val="20"/>
                 <w:szCs w:val="20"/>
-                <w:lang w:val="en-AU" w:eastAsia="en-AU"/>
+                <w:lang w:val="en-AU" w:eastAsia="Tahoma"/>
               </w:rPr>
               <w:t xml:space="preserve"> Projects.</w:t>
             </w:r>
@@ -251,14 +251,14 @@
             <w:pPr>
               <w:pStyle w:val="NoSpacing"/>
               <w:rPr>
-                <w:rFonts w:ascii="Cairo" w:hAnsi="Cairo" w:cs="Cairo"/>
+                <w:rFonts w:ascii="Tahoma" w:hAnsi="Tahoma" w:cs="Tahoma"/>
                 <w:sz w:val="20"/>
                 <w:szCs w:val="20"/>
               </w:rPr>
             </w:pPr>
             <w:r>
               <w:rPr>
-                <w:rFonts w:ascii="Cairo" w:hAnsi="Cairo" w:cs="Cairo"/>
+                <w:rFonts w:ascii="Tahoma" w:hAnsi="Tahoma" w:cs="Tahoma"/>
                 <w:sz w:val="20"/>
                 <w:szCs w:val="20"/>
               </w:rPr>
@@ -275,7 +275,7 @@
             <w:pPr>
               <w:pStyle w:val="NoSpacing"/>
               <w:rPr>
-                <w:rFonts w:ascii="Cairo" w:hAnsi="Cairo" w:cs="Cairo"/>
+                <w:rFonts w:ascii="Tahoma" w:hAnsi="Tahoma" w:cs="Tahoma"/>
                 <w:sz w:val="20"/>
                 <w:szCs w:val="20"/>
                 <w:highlight w:val="yellow"/>
@@ -298,18 +298,18 @@
             <w:pPr>
               <w:pStyle w:val="NoSpacing"/>
               <w:rPr>
-                <w:rFonts w:ascii="Cairo" w:hAnsi="Cairo" w:cs="Cairo"/>
+                <w:rFonts w:ascii="Tahoma" w:hAnsi="Tahoma" w:cs="Tahoma"/>
                 <w:sz w:val="20"/>
                 <w:szCs w:val="20"/>
               </w:rPr>
             </w:pPr>
             <w:r>
               <w:rPr>
-                <w:rFonts w:ascii="Cairo" w:hAnsi="Cairo" w:cs="Cairo"/>
+                <w:rFonts w:ascii="Tahoma" w:hAnsi="Tahoma" w:cs="Tahoma"/>
                 <w:noProof/>
                 <w:sz w:val="20"/>
                 <w:szCs w:val="20"/>
-                <w:lang w:val="en-AU" w:eastAsia="en-AU"/>
+                <w:lang w:val="en-AU" w:eastAsia="Tahoma"/>
               </w:rPr>
               <w:t>Document:</w:t>
             </w:r>
@@ -324,7 +324,7 @@
             <w:pPr>
               <w:pStyle w:val="NoSpacing"/>
               <w:rPr>
-                <w:rFonts w:ascii="Cairo" w:hAnsi="Cairo" w:cs="Cairo"/>
+                <w:rFonts w:ascii="Tahoma" w:hAnsi="Tahoma" w:cs="Tahoma"/>
                 <w:sz w:val="20"/>
                 <w:szCs w:val="20"/>
                 <w:highlight w:val="yellow"/>
@@ -347,20 +347,20 @@
             <w:pPr>
               <w:pStyle w:val="NoSpacing"/>
               <w:rPr>
-                <w:rFonts w:ascii="Cairo" w:hAnsi="Cairo" w:cs="Cairo"/>
+                <w:rFonts w:ascii="Tahoma" w:hAnsi="Tahoma" w:cs="Tahoma"/>
                 <w:noProof/>
                 <w:sz w:val="20"/>
                 <w:szCs w:val="20"/>
-                <w:lang w:val="en-AU" w:eastAsia="en-AU"/>
+                <w:lang w:val="en-AU" w:eastAsia="Tahoma"/>
               </w:rPr>
             </w:pPr>
             <w:r>
               <w:rPr>
-                <w:rFonts w:ascii="Cairo" w:hAnsi="Cairo" w:cs="Cairo"/>
+                <w:rFonts w:ascii="Tahoma" w:hAnsi="Tahoma" w:cs="Tahoma"/>
                 <w:noProof/>
                 <w:sz w:val="20"/>
                 <w:szCs w:val="20"/>
-                <w:lang w:val="en-AU" w:eastAsia="en-AU"/>
+                <w:lang w:val="en-AU" w:eastAsia="Tahoma"/>
               </w:rPr>
               <w:t>Company Name:</w:t>
             </w:r>
@@ -375,7 +375,7 @@
             <w:pPr>
               <w:pStyle w:val="NoSpacing"/>
               <w:rPr>
-                <w:rFonts w:ascii="Cairo" w:hAnsi="Cairo" w:cs="Cairo"/>
+                <w:rFonts w:ascii="Tahoma" w:hAnsi="Tahoma" w:cs="Tahoma"/>
                 <w:sz w:val="20"/>
                 <w:szCs w:val="20"/>
                 <w:highlight w:val="yellow"/>
@@ -3583,7 +3583,7 @@
       <w:pStyle w:val="NoSpacing"/>
       <w:jc w:val="center"/>
       <w:rPr>
-        <w:rFonts w:ascii="Cairo" w:hAnsi="Cairo" w:cs="Cairo"/>
+        <w:rFonts w:ascii="Tahoma" w:hAnsi="Tahoma" w:cs="Tahoma"/>
         <w:b/>
         <w:bCs/>
         <w:sz w:val="40"/>
@@ -3592,7 +3592,7 @@
     </w:pPr>
     <w:r>
       <w:rPr>
-        <w:rFonts w:ascii="Cairo" w:hAnsi="Cairo" w:cs="Cairo"/>
+        <w:rFonts w:ascii="Tahoma" w:hAnsi="Tahoma" w:cs="Tahoma"/>
         <w:b/>
         <w:bCs/>
         <w:noProof/>
@@ -3628,7 +3628,7 @@
     </w:r>
     <w:r>
       <w:rPr>
-        <w:rFonts w:ascii="Cairo" w:hAnsi="Cairo" w:cs="Cairo"/>
+        <w:rFonts w:ascii="Tahoma" w:hAnsi="Tahoma" w:cs="Tahoma"/>
         <w:b/>
         <w:bCs/>
         <w:noProof/>
@@ -3693,7 +3693,7 @@
     </w:r>
     <w:r>
       <w:rPr>
-        <w:rFonts w:ascii="Cairo" w:hAnsi="Cairo" w:cs="Cairo"/>
+        <w:rFonts w:ascii="Tahoma" w:hAnsi="Tahoma" w:cs="Tahoma"/>
         <w:b/>
         <w:bCs/>
         <w:sz w:val="40"/>
@@ -3707,7 +3707,7 @@
       <w:pStyle w:val="NoSpacing"/>
       <w:jc w:val="center"/>
       <w:rPr>
-        <w:rFonts w:ascii="Cairo" w:hAnsi="Cairo" w:cs="Cairo"/>
+        <w:rFonts w:ascii="Tahoma" w:hAnsi="Tahoma" w:cs="Tahoma"/>
         <w:b/>
         <w:bCs/>
         <w:sz w:val="40"/>
@@ -3716,7 +3716,7 @@
     </w:pPr>
     <w:r>
       <w:rPr>
-        <w:rFonts w:ascii="Cairo" w:hAnsi="Cairo" w:cs="Cairo"/>
+        <w:rFonts w:ascii="Tahoma" w:hAnsi="Tahoma" w:cs="Tahoma"/>
         <w:b/>
         <w:bCs/>
         <w:sz w:val="40"/>
@@ -3783,7 +3783,7 @@
         <w:kern w:val="2"/>
         <w:sz w:val="24"/>
         <w:szCs w:val="24"/>
-        <w:lang w:val="en-US" w:eastAsia="en-US" w:bidi="ar-SA"/>
+        <w:lang w:val="en-US" w:eastAsia="Tahoma" w:bidi="ar-SA"/>
         <w14:ligatures w14:val="standardContextual"/>
       </w:rPr>
     </w:rPrDefault>
@@ -4911,7 +4911,7 @@
     </a:clrScheme>
     <a:fontScheme name="Office">
       <a:majorFont>
-        <a:latin typeface="Aptos Display" panose="02110004020202020204"/>
+        <a:latin typeface="Tahoma" panose="02110004020202020204"/>
         <a:ea typeface=""/>
         <a:cs typeface=""/>
         <a:font script="Jpan" typeface="游ゴシック Light"/>
@@ -4963,7 +4963,7 @@
         <a:font script="Tfng" typeface="Ebrima"/>
       </a:majorFont>
       <a:minorFont>
-        <a:latin typeface="Aptos" panose="02110004020202020204"/>
+        <a:latin typeface="Tahoma" panose="02110004020202020204"/>
         <a:ea typeface=""/>
         <a:cs typeface=""/>
         <a:font script="Jpan" typeface="游明朝"/>
